--- a/outputs/oracle-packs/account-insights/artifacts/account-insights-feature-list.docx
+++ b/outputs/oracle-packs/account-insights/artifacts/account-insights-feature-list.docx
@@ -636,7 +636,7 @@
                 <w:b w:val="0"/>
                 <w:sz w:val="15"/>
               </w:rPr>
-              <w:t>Signal ingestion — news</w:t>
+              <w:t>Signal ingestion — news, filings, disclosures</w:t>
             </w:r>
           </w:p>
         </w:tc>
@@ -2018,7 +2018,7 @@
                 <w:b w:val="0"/>
                 <w:sz w:val="15"/>
               </w:rPr>
-              <w:t>Fan-out — one signal</w:t>
+              <w:t>Fan-out — one signal, one record per affected account</w:t>
             </w:r>
           </w:p>
         </w:tc>
@@ -2793,7 +2793,7 @@
                 <w:b w:val="0"/>
                 <w:sz w:val="15"/>
               </w:rPr>
-              <w:t>Dual implication — one signal yields an opportunity and a risk</w:t>
+              <w:t>Dual implication — one signal yields an opportunity and a risk, routed separately</w:t>
             </w:r>
           </w:p>
         </w:tc>
@@ -3230,7 +3230,7 @@
                 <w:b w:val="0"/>
                 <w:sz w:val="15"/>
               </w:rPr>
-              <w:t>Demand-gap stream — implications that mapped to nothing</w:t>
+              <w:t>Demand-gap stream — implications that mapped to nothing, emitted as a product-gap feed</w:t>
             </w:r>
           </w:p>
         </w:tc>
@@ -3338,7 +3338,7 @@
                 <w:b w:val="0"/>
                 <w:sz w:val="15"/>
               </w:rPr>
-              <w:t>Cross-account ripple</w:t>
+              <w:t>Cross-account ripple, descriptive, up to two levels</w:t>
             </w:r>
           </w:p>
         </w:tc>
@@ -4003,7 +4003,7 @@
                 <w:b w:val="0"/>
                 <w:sz w:val="15"/>
               </w:rPr>
-              <w:t>Reviewer UI — opportunities</w:t>
+              <w:t>Reviewer UI — opportunities, sources, confidence, approve / reject with comment</w:t>
             </w:r>
           </w:p>
         </w:tc>
@@ -4760,7 +4760,7 @@
                 <w:b w:val="0"/>
                 <w:sz w:val="15"/>
               </w:rPr>
-              <w:t>Negative assertion — "screened</w:t>
+              <w:t>Negative assertion — "screened, nothing found, on date X, against sources Y"</w:t>
             </w:r>
           </w:p>
         </w:tc>
@@ -5077,7 +5077,7 @@
                 <w:b w:val="0"/>
                 <w:sz w:val="15"/>
               </w:rPr>
-              <w:t>Structured per-account record — account</w:t>
+              <w:t>Structured per-account record — account, trigger, summary, reasoning, scored opportunities</w:t>
             </w:r>
           </w:p>
         </w:tc>
@@ -5822,7 +5822,7 @@
                 <w:b w:val="0"/>
                 <w:sz w:val="15"/>
               </w:rPr>
-              <w:t>Acting on opportunities — auto-outreach</w:t>
+              <w:t>Acting on opportunities — auto-outreach, task creation, workflow automation</w:t>
             </w:r>
           </w:p>
         </w:tc>

--- a/outputs/oracle-packs/account-insights/artifacts/account-insights-feature-list.docx
+++ b/outputs/oracle-packs/account-insights/artifacts/account-insights-feature-list.docx
@@ -419,7 +419,7 @@
                 <w:b w:val="0"/>
                 <w:sz w:val="15"/>
               </w:rPr>
-              <w:t>Account framing from CRM (the relationship in the client's own words)</w:t>
+              <w:t>Account framing from CRM (the relationship in the client's own words)*</w:t>
             </w:r>
           </w:p>
         </w:tc>
@@ -746,7 +746,7 @@
                 <w:b w:val="0"/>
                 <w:sz w:val="15"/>
               </w:rPr>
-              <w:t>Commercial data feeds</w:t>
+              <w:t>Commercial data feeds**</w:t>
             </w:r>
           </w:p>
         </w:tc>
@@ -5405,7 +5405,7 @@
                 <w:b w:val="0"/>
                 <w:sz w:val="15"/>
               </w:rPr>
-              <w:t>Export to the client's sales system</w:t>
+              <w:t>Export to the client's sales system***</w:t>
             </w:r>
           </w:p>
         </w:tc>
@@ -5514,7 +5514,7 @@
                 <w:b w:val="0"/>
                 <w:sz w:val="15"/>
               </w:rPr>
-              <w:t>Routing to the named owner of that account</w:t>
+              <w:t>Routing to the named owner of that account****</w:t>
             </w:r>
           </w:p>
         </w:tc>
@@ -5624,7 +5624,7 @@
                 <w:b w:val="0"/>
                 <w:sz w:val="15"/>
               </w:rPr>
-              <w:t>Live write-back with idempotency and dedupe-on-write</w:t>
+              <w:t>Live write-back with idempotency and dedupe-on-write*****</w:t>
             </w:r>
           </w:p>
         </w:tc>
@@ -5927,6 +5927,66 @@
           <w:sz w:val="14"/>
         </w:rPr>
         <w:t xml:space="preserve">  –  roadmap: planned, not implemented today</w:t>
+      </w:r>
+    </w:p>
+    <w:p>
+      <w:pPr>
+        <w:spacing w:before="0" w:after="16"/>
+      </w:pPr>
+      <w:r>
+        <w:rPr>
+          <w:color w:val="6B7076"/>
+          <w:sz w:val="14"/>
+        </w:rPr>
+        <w:t>*  Account framing from CRM (the relationship in the client's own words): An agreed CRM extract at PoV Jumpstart; API at Integration</w:t>
+      </w:r>
+    </w:p>
+    <w:p>
+      <w:pPr>
+        <w:spacing w:before="0" w:after="16"/>
+      </w:pPr>
+      <w:r>
+        <w:rPr>
+          <w:color w:val="6B7076"/>
+          <w:sz w:val="14"/>
+        </w:rPr>
+        <w:t>**  Commercial data feeds: A bounded, licence-cleared source set at PoV Jumpstart; the client's own licensed feeds at Integration</w:t>
+      </w:r>
+    </w:p>
+    <w:p>
+      <w:pPr>
+        <w:spacing w:before="0" w:after="16"/>
+      </w:pPr>
+      <w:r>
+        <w:rPr>
+          <w:color w:val="6B7076"/>
+          <w:sz w:val="14"/>
+        </w:rPr>
+        <w:t>***  Export to the client's sales system: File export at PoV Jumpstart; API export is Integration-tier scope</w:t>
+      </w:r>
+    </w:p>
+    <w:p>
+      <w:pPr>
+        <w:spacing w:before="0" w:after="16"/>
+      </w:pPr>
+      <w:r>
+        <w:rPr>
+          <w:color w:val="6B7076"/>
+          <w:sz w:val="14"/>
+        </w:rPr>
+        <w:t>****  Routing to the named owner of that account: Integration-tier scope; not in the proof of value</w:t>
+      </w:r>
+    </w:p>
+    <w:p>
+      <w:pPr>
+        <w:spacing w:before="0" w:after="16"/>
+      </w:pPr>
+      <w:r>
+        <w:rPr>
+          <w:color w:val="6B7076"/>
+          <w:sz w:val="14"/>
+        </w:rPr>
+        <w:t>*****  Live write-back with idempotency and dedupe-on-write: Scaling-tier scope; nothing is written back in the proof of value — reviewer decisions are captured, not persisted</w:t>
       </w:r>
     </w:p>
     <w:sectPr>

--- a/outputs/oracle-packs/account-insights/artifacts/account-insights-feature-list.docx
+++ b/outputs/oracle-packs/account-insights/artifacts/account-insights-feature-list.docx
@@ -432,7 +432,7 @@
                 <w:rFonts w:ascii="Replica LL TT" w:hAnsi="Replica LL TT" w:eastAsia="Replica LL TT" w:cs="Replica LL TT"/>
                 <w:b w:val="0"/>
                 <w:color w:val="1485C3"/>
-                <w:sz w:val="20"/>
+                <w:sz w:val="21"/>
               </w:rPr>
               <w:t>◐</w:t>
             </w:r>
@@ -569,7 +569,7 @@
                 <w:rFonts w:ascii="Replica LL TT" w:hAnsi="Replica LL TT" w:eastAsia="Replica LL TT" w:cs="Replica LL TT"/>
                 <w:b w:val="0"/>
                 <w:color w:val="1485C3"/>
-                <w:sz w:val="20"/>
+                <w:sz w:val="21"/>
               </w:rPr>
               <w:t>◐</w:t>
             </w:r>
@@ -782,7 +782,7 @@
                 <w:rFonts w:ascii="Replica LL TT" w:hAnsi="Replica LL TT" w:eastAsia="Replica LL TT" w:cs="Replica LL TT"/>
                 <w:b w:val="0"/>
                 <w:color w:val="AEB4BA"/>
-                <w:sz w:val="20"/>
+                <w:sz w:val="27"/>
               </w:rPr>
               <w:t>○</w:t>
             </w:r>
@@ -917,7 +917,7 @@
                 <w:rFonts w:ascii="Replica LL TT" w:hAnsi="Replica LL TT" w:eastAsia="Replica LL TT" w:cs="Replica LL TT"/>
                 <w:b w:val="0"/>
                 <w:color w:val="1485C3"/>
-                <w:sz w:val="20"/>
+                <w:sz w:val="21"/>
               </w:rPr>
               <w:t>◐</w:t>
             </w:r>
@@ -1042,7 +1042,7 @@
                 <w:rFonts w:ascii="Replica LL TT" w:hAnsi="Replica LL TT" w:eastAsia="Replica LL TT" w:cs="Replica LL TT"/>
                 <w:b w:val="0"/>
                 <w:color w:val="AEB4BA"/>
-                <w:sz w:val="20"/>
+                <w:sz w:val="27"/>
               </w:rPr>
               <w:t>○</w:t>
             </w:r>
@@ -1165,7 +1165,7 @@
                 <w:rFonts w:ascii="Replica LL TT" w:hAnsi="Replica LL TT" w:eastAsia="Replica LL TT" w:cs="Replica LL TT"/>
                 <w:b w:val="0"/>
                 <w:color w:val="1485C3"/>
-                <w:sz w:val="20"/>
+                <w:sz w:val="21"/>
               </w:rPr>
               <w:t>◐</w:t>
             </w:r>
@@ -1277,7 +1277,7 @@
                 <w:rFonts w:ascii="Replica LL TT" w:hAnsi="Replica LL TT" w:eastAsia="Replica LL TT" w:cs="Replica LL TT"/>
                 <w:b w:val="0"/>
                 <w:color w:val="AEB4BA"/>
-                <w:sz w:val="20"/>
+                <w:sz w:val="27"/>
               </w:rPr>
               <w:t>○</w:t>
             </w:r>
@@ -1412,7 +1412,7 @@
                 <w:rFonts w:ascii="Replica LL TT" w:hAnsi="Replica LL TT" w:eastAsia="Replica LL TT" w:cs="Replica LL TT"/>
                 <w:b w:val="0"/>
                 <w:color w:val="1485C3"/>
-                <w:sz w:val="20"/>
+                <w:sz w:val="27"/>
               </w:rPr>
               <w:t>●</w:t>
             </w:r>
@@ -1537,7 +1537,7 @@
                 <w:rFonts w:ascii="Replica LL TT" w:hAnsi="Replica LL TT" w:eastAsia="Replica LL TT" w:cs="Replica LL TT"/>
                 <w:b w:val="0"/>
                 <w:color w:val="AEB4BA"/>
-                <w:sz w:val="20"/>
+                <w:sz w:val="27"/>
               </w:rPr>
               <w:t>○</w:t>
             </w:r>
@@ -1659,7 +1659,7 @@
                 <w:rFonts w:ascii="Replica LL TT" w:hAnsi="Replica LL TT" w:eastAsia="Replica LL TT" w:cs="Replica LL TT"/>
                 <w:b w:val="0"/>
                 <w:color w:val="1485C3"/>
-                <w:sz w:val="20"/>
+                <w:sz w:val="21"/>
               </w:rPr>
               <w:t>◐</w:t>
             </w:r>
@@ -1782,7 +1782,7 @@
                 <w:rFonts w:ascii="Replica LL TT" w:hAnsi="Replica LL TT" w:eastAsia="Replica LL TT" w:cs="Replica LL TT"/>
                 <w:b w:val="0"/>
                 <w:color w:val="1485C3"/>
-                <w:sz w:val="20"/>
+                <w:sz w:val="21"/>
               </w:rPr>
               <w:t>◐</w:t>
             </w:r>
@@ -1894,7 +1894,7 @@
                 <w:rFonts w:ascii="Replica LL TT" w:hAnsi="Replica LL TT" w:eastAsia="Replica LL TT" w:cs="Replica LL TT"/>
                 <w:b w:val="0"/>
                 <w:color w:val="AEB4BA"/>
-                <w:sz w:val="20"/>
+                <w:sz w:val="27"/>
               </w:rPr>
               <w:t>○</w:t>
             </w:r>
@@ -2017,7 +2017,7 @@
                 <w:rFonts w:ascii="Replica LL TT" w:hAnsi="Replica LL TT" w:eastAsia="Replica LL TT" w:cs="Replica LL TT"/>
                 <w:b w:val="0"/>
                 <w:color w:val="1485C3"/>
-                <w:sz w:val="20"/>
+                <w:sz w:val="21"/>
               </w:rPr>
               <w:t>◐</w:t>
             </w:r>
@@ -2129,7 +2129,7 @@
                 <w:rFonts w:ascii="Replica LL TT" w:hAnsi="Replica LL TT" w:eastAsia="Replica LL TT" w:cs="Replica LL TT"/>
                 <w:b w:val="0"/>
                 <w:color w:val="AEB4BA"/>
-                <w:sz w:val="20"/>
+                <w:sz w:val="27"/>
               </w:rPr>
               <w:t>○</w:t>
             </w:r>
@@ -2252,7 +2252,7 @@
                 <w:rFonts w:ascii="Replica LL TT" w:hAnsi="Replica LL TT" w:eastAsia="Replica LL TT" w:cs="Replica LL TT"/>
                 <w:b w:val="0"/>
                 <w:color w:val="1485C3"/>
-                <w:sz w:val="20"/>
+                <w:sz w:val="21"/>
               </w:rPr>
               <w:t>◐</w:t>
             </w:r>
@@ -2364,7 +2364,7 @@
                 <w:rFonts w:ascii="Replica LL TT" w:hAnsi="Replica LL TT" w:eastAsia="Replica LL TT" w:cs="Replica LL TT"/>
                 <w:b w:val="0"/>
                 <w:color w:val="AEB4BA"/>
-                <w:sz w:val="20"/>
+                <w:sz w:val="27"/>
               </w:rPr>
               <w:t>○</w:t>
             </w:r>
@@ -2499,7 +2499,7 @@
                 <w:rFonts w:ascii="Replica LL TT" w:hAnsi="Replica LL TT" w:eastAsia="Replica LL TT" w:cs="Replica LL TT"/>
                 <w:b w:val="0"/>
                 <w:color w:val="1485C3"/>
-                <w:sz w:val="20"/>
+                <w:sz w:val="27"/>
               </w:rPr>
               <w:t>●</w:t>
             </w:r>
@@ -2624,7 +2624,7 @@
                 <w:rFonts w:ascii="Replica LL TT" w:hAnsi="Replica LL TT" w:eastAsia="Replica LL TT" w:cs="Replica LL TT"/>
                 <w:b w:val="0"/>
                 <w:color w:val="AEB4BA"/>
-                <w:sz w:val="20"/>
+                <w:sz w:val="27"/>
               </w:rPr>
               <w:t>○</w:t>
             </w:r>
@@ -2747,7 +2747,7 @@
                 <w:rFonts w:ascii="Replica LL TT" w:hAnsi="Replica LL TT" w:eastAsia="Replica LL TT" w:cs="Replica LL TT"/>
                 <w:b w:val="0"/>
                 <w:color w:val="1485C3"/>
-                <w:sz w:val="20"/>
+                <w:sz w:val="21"/>
               </w:rPr>
               <w:t>◐</w:t>
             </w:r>
@@ -2859,7 +2859,7 @@
                 <w:rFonts w:ascii="Replica LL TT" w:hAnsi="Replica LL TT" w:eastAsia="Replica LL TT" w:cs="Replica LL TT"/>
                 <w:b w:val="0"/>
                 <w:color w:val="AEB4BA"/>
-                <w:sz w:val="20"/>
+                <w:sz w:val="27"/>
               </w:rPr>
               <w:t>○</w:t>
             </w:r>
@@ -2993,7 +2993,7 @@
                 <w:rFonts w:ascii="Replica LL TT" w:hAnsi="Replica LL TT" w:eastAsia="Replica LL TT" w:cs="Replica LL TT"/>
                 <w:b w:val="0"/>
                 <w:color w:val="1485C3"/>
-                <w:sz w:val="20"/>
+                <w:sz w:val="21"/>
               </w:rPr>
               <w:t>◐</w:t>
             </w:r>
@@ -3129,7 +3129,7 @@
                 <w:rFonts w:ascii="Replica LL TT" w:hAnsi="Replica LL TT" w:eastAsia="Replica LL TT" w:cs="Replica LL TT"/>
                 <w:b w:val="0"/>
                 <w:color w:val="1485C3"/>
-                <w:sz w:val="20"/>
+                <w:sz w:val="21"/>
               </w:rPr>
               <w:t>◐</w:t>
             </w:r>
@@ -3241,7 +3241,7 @@
                 <w:rFonts w:ascii="Replica LL TT" w:hAnsi="Replica LL TT" w:eastAsia="Replica LL TT" w:cs="Replica LL TT"/>
                 <w:b w:val="0"/>
                 <w:color w:val="AEB4BA"/>
-                <w:sz w:val="20"/>
+                <w:sz w:val="27"/>
               </w:rPr>
               <w:t>○</w:t>
             </w:r>
@@ -3275,7 +3275,7 @@
           <w:rFonts w:ascii="Replica LL TT" w:hAnsi="Replica LL TT" w:eastAsia="Replica LL TT" w:cs="Replica LL TT"/>
           <w:b w:val="0"/>
           <w:color w:val="1485C3"/>
-          <w:sz w:val="16"/>
+          <w:sz w:val="20"/>
         </w:rPr>
         <w:t>●</w:t>
       </w:r>
@@ -3329,7 +3329,7 @@
           <w:rFonts w:ascii="Replica LL TT" w:hAnsi="Replica LL TT" w:eastAsia="Replica LL TT" w:cs="Replica LL TT"/>
           <w:b w:val="0"/>
           <w:color w:val="AEB4BA"/>
-          <w:sz w:val="16"/>
+          <w:sz w:val="20"/>
         </w:rPr>
         <w:t>○</w:t>
       </w:r>
@@ -3425,7 +3425,6 @@
         <w:color w:val="4C5156"/>
         <w:sz w:val="13"/>
       </w:rPr>
-      <w:t>Account Insights · feature list · spec v1 · generated 2026-09-22</w:t>
     </w:r>
   </w:p>
 </w:ftr>

--- a/outputs/oracle-packs/account-insights/artifacts/account-insights-feature-list.docx
+++ b/outputs/oracle-packs/account-insights/artifacts/account-insights-feature-list.docx
@@ -542,7 +542,7 @@
                 <w:color w:val="26292B"/>
                 <w:sz w:val="15"/>
               </w:rPr>
-              <w:t>Signal sources — news, filings, disclosures, commercial feeds, EDGAR and IR pages**</w:t>
+              <w:t>Signal sources — news, filings, disclosures, commercial feeds, EDGAR and IR pages</w:t>
             </w:r>
           </w:p>
         </w:tc>
@@ -3103,7 +3103,7 @@
                 <w:color w:val="26292B"/>
                 <w:sz w:val="15"/>
               </w:rPr>
-              <w:t>Export to the team's system of record — CRM, deal pipeline or portfolio tracker***</w:t>
+              <w:t>Export to the team's system of record — CRM, deal pipeline or portfolio tracker**</w:t>
             </w:r>
           </w:p>
         </w:tc>
@@ -3215,7 +3215,7 @@
                 <w:color w:val="26292B"/>
                 <w:sz w:val="15"/>
               </w:rPr>
-              <w:t>Downstream maturity — routing to the account owner, live write-back, outcome capture, and eventually acting on opportunities****</w:t>
+              <w:t>Downstream maturity — routing to the account owner, live write-back, outcome capture, and eventually acting on opportunities</w:t>
             </w:r>
           </w:p>
         </w:tc>
@@ -3354,7 +3354,7 @@
           <w:color w:val="4C5156"/>
           <w:sz w:val="14"/>
         </w:rPr>
-        <w:t>*  Account universe — the in-scope companies, their tiering, the relationship framing from the system of record: An agreed extract from the system of record at PoV Jumpstart; API at Integration</w:t>
+        <w:t>*  Account universe — the in-scope companies, their tiering, the relationship framing from the system of record: Extract at PoV Jumpstart; API at Integration</w:t>
       </w:r>
     </w:p>
     <w:p>
@@ -3368,35 +3368,7 @@
           <w:color w:val="4C5156"/>
           <w:sz w:val="14"/>
         </w:rPr>
-        <w:t>**  Signal sources — news, filings, disclosures, commercial feeds, EDGAR and IR pages: A bounded, licence-cleared source set at PoV Jumpstart; the client's own licensed feeds at Integration</w:t>
-      </w:r>
-    </w:p>
-    <w:p>
-      <w:pPr>
-        <w:spacing w:before="0" w:after="16" w:line="276" w:lineRule="auto"/>
-      </w:pPr>
-      <w:r>
-        <w:rPr>
-          <w:rFonts w:ascii="Replica LL TT" w:hAnsi="Replica LL TT" w:eastAsia="Replica LL TT" w:cs="Replica LL TT"/>
-          <w:b w:val="0"/>
-          <w:color w:val="4C5156"/>
-          <w:sz w:val="14"/>
-        </w:rPr>
-        <w:t>***  Export to the team's system of record — CRM, deal pipeline or portfolio tracker: File export at PoV Jumpstart; API export is Integration-tier scope</w:t>
-      </w:r>
-    </w:p>
-    <w:p>
-      <w:pPr>
-        <w:spacing w:before="0" w:after="16" w:line="276" w:lineRule="auto"/>
-      </w:pPr>
-      <w:r>
-        <w:rPr>
-          <w:rFonts w:ascii="Replica LL TT" w:hAnsi="Replica LL TT" w:eastAsia="Replica LL TT" w:cs="Replica LL TT"/>
-          <w:b w:val="0"/>
-          <w:color w:val="4C5156"/>
-          <w:sz w:val="14"/>
-        </w:rPr>
-        <w:t>****  Downstream maturity — routing to the account owner, live write-back, outcome capture, and eventually acting on opportunities: Integration and Scaling tiers; nothing is written back in the proof of value</w:t>
+        <w:t>**  Export to the team's system of record — CRM, deal pipeline or portfolio tracker: File at PoV Jumpstart; API at Integration</w:t>
       </w:r>
     </w:p>
     <w:sectPr>
